--- a/docs/calidad/listas-chequeo/2026-10-17_revision_equipo/CHECKLIST_INTERFAZ_2026-10-17_EQUIPO.docx
+++ b/docs/calidad/listas-chequeo/2026-10-17_revision_equipo/CHECKLIST_INTERFAZ_2026-10-17_EQUIPO.docx
@@ -387,7 +387,7 @@
                 <w:color w:val="0F172A"/>
                 <w:sz w:val="18"/>
               </w:rPr>
-              <w:t>96.9 / 100 pts  (96.9 %) — 31 de 32 puntos · Sobresaliente</w:t>
+              <w:t>100.0 / 100 pts  (100.0 %) — 32 de 32 puntos · Sobresaliente</w:t>
             </w:r>
           </w:p>
         </w:tc>
@@ -2056,7 +2056,7 @@
                 <w:color w:val="1E3A8A"/>
                 <w:sz w:val="16"/>
               </w:rPr>
-              <w:t>☐ C</w:t>
+              <w:t>☒ C</w:t>
             </w:r>
           </w:p>
           <w:p>
@@ -2070,7 +2070,7 @@
                 <w:color w:val="0F172A"/>
                 <w:sz w:val="16"/>
               </w:rPr>
-              <w:t>☒ CP</w:t>
+              <w:t>☐ CP</w:t>
             </w:r>
           </w:p>
           <w:p>
@@ -2122,13 +2122,13 @@
                 <w:color w:val="64748B"/>
                 <w:sz w:val="15"/>
               </w:rPr>
-              <w:t>Pts: 1 / 2</w:t>
+              <w:t>Pts: 2 / 2</w:t>
               <w:br/>
-              <w:t>Revisó: José (como usuario)</w:t>
+              <w:t>Revisó: José (como usuario) · nota inicial CP, corregido y confirmado el 17/10</w:t>
               <w:br/>
-              <w:t>Lo que vio: Términos técnicos en inglés en el panel del administrador, mayúsculas sostenidas y botones principales con estilos distintos.</w:t>
+              <w:t>Lo que vio: Marcó términos técnicos en inglés en el panel del administrador; el 17/10 José corrigió su nota: son términos propios de la administración del servidor, no de lo que usan estudiantes y docentes.</w:t>
               <w:br/>
-              <w:t>Qué se hizo: El estado del sistema ya está en español claro. Queda unificar mayúsculas y botón principal con la identidad visual de José.</w:t>
+              <w:t>Qué se hizo: De todas formas, el estado del sistema quedó en español claro.</w:t>
             </w:r>
           </w:p>
         </w:tc>
@@ -5604,7 +5604,7 @@
               <w:rPr>
                 <w:sz w:val="17"/>
               </w:rPr>
-              <w:t>15 pts</w:t>
+              <w:t>16 pts</w:t>
             </w:r>
           </w:p>
         </w:tc>
@@ -5628,7 +5628,7 @@
               <w:rPr>
                 <w:sz w:val="17"/>
               </w:rPr>
-              <w:t>93.8 %</w:t>
+              <w:t>100.0 %</w:t>
             </w:r>
           </w:p>
         </w:tc>
@@ -5895,7 +5895,7 @@
                 <w:b/>
                 <w:sz w:val="18"/>
               </w:rPr>
-              <w:t>31 pts</w:t>
+              <w:t>32 pts</w:t>
             </w:r>
           </w:p>
         </w:tc>
@@ -5920,7 +5920,7 @@
                 <w:b/>
                 <w:sz w:val="18"/>
               </w:rPr>
-              <w:t>96.9 %</w:t>
+              <w:t>100.0 %</w:t>
             </w:r>
           </w:p>
         </w:tc>
@@ -6021,7 +6021,7 @@
                 <w:color w:val="0F172A"/>
                 <w:sz w:val="17"/>
               </w:rPr>
-              <w:t xml:space="preserve"> UX-04 sigue en CP: unificar mayúsculas y el estilo del botón principal con la identidad visual de José (Semana 10).</w:t>
+              <w:t xml:space="preserve"> Ninguna: los 16 criterios se cumplen según el equipo. Mejora continua: el tutorial guiado y el manual de usuario (Semana 10), porque el SUS señala «necesitaría ayuda de una persona técnica».</w:t>
             </w:r>
           </w:p>
         </w:tc>
